--- a/2026/KrDzU2026poz42.docx
+++ b/2026/KrDzU2026poz42.docx
@@ -1,6 +1,6 @@
 
 <file path=word/document.xml><?xml version="1.0" encoding="utf-8"?>
-<w:document xmlns:wpc="http://schemas.microsoft.com/office/word/2010/wordprocessingCanvas" xmlns:cx="http://schemas.microsoft.com/office/drawing/2014/chartex" xmlns:cx1="http://schemas.microsoft.com/office/drawing/2015/9/8/chartex" xmlns:cx2="http://schemas.microsoft.com/office/drawing/2015/10/21/chartex" xmlns:cx3="http://schemas.microsoft.com/office/drawing/2016/5/9/chartex" xmlns:cx4="http://schemas.microsoft.com/office/drawing/2016/5/10/chartex" xmlns:cx5="http://schemas.microsoft.com/office/drawing/2016/5/11/chartex" xmlns:cx6="http://schemas.microsoft.com/office/drawing/2016/5/12/chartex" xmlns:cx7="http://schemas.microsoft.com/office/drawing/2016/5/13/chartex" xmlns:cx8="http://schemas.microsoft.com/office/drawing/2016/5/14/chartex" xmlns:mc="http://schemas.openxmlformats.org/markup-compatibility/2006" xmlns:aink="http://schemas.microsoft.com/office/drawing/2016/ink" xmlns:am3d="http://schemas.microsoft.com/office/drawing/2017/model3d" xmlns:o="urn:schemas-microsoft-com:office:office" xmlns:oel="http://schemas.microsoft.com/office/2019/extlst" xmlns:r="http://schemas.openxmlformats.org/officeDocument/2006/relationships" xmlns:m="http://schemas.openxmlformats.org/officeDocument/2006/math" xmlns:v="urn:schemas-microsoft-com:vml" xmlns:wp14="http://schemas.microsoft.com/office/word/2010/wordprocessingDrawing" xmlns:wp="http://schemas.openxmlformats.org/drawingml/2006/wordprocessingDrawing" xmlns:w10="urn:schemas-microsoft-com:office:word" xmlns:w="http://schemas.openxmlformats.org/wordprocessingml/2006/main" xmlns:w14="http://schemas.microsoft.com/office/word/2010/wordml" xmlns:w15="http://schemas.microsoft.com/office/word/2012/wordml" xmlns:w16cei="http://schemas.microsoft.com/office/word/2026/wordml/cei" xmlns:w16cex="http://schemas.microsoft.com/office/word/2018/wordml/cex" xmlns:w16cid="http://schemas.microsoft.com/office/word/2016/wordml/cid" xmlns:w16="http://schemas.microsoft.com/office/word/2018/wordml" xmlns:w16du="http://schemas.microsoft.com/office/word/2023/wordml/word16du" xmlns:w16sdtdh="http://schemas.microsoft.com/office/word/2020/wordml/sdtdatahash" xmlns:w16sdtfl="http://schemas.microsoft.com/office/word/2024/wordml/sdtformatlock" xmlns:w16se="http://schemas.microsoft.com/office/word/2015/wordml/symex" xmlns:wpg="http://schemas.microsoft.com/office/word/2010/wordprocessingGroup" xmlns:wpi="http://schemas.microsoft.com/office/word/2010/wordprocessingInk" xmlns:wne="http://schemas.microsoft.com/office/word/2006/wordml" xmlns:wps="http://schemas.microsoft.com/office/word/2010/wordprocessingShape" mc:Ignorable="w14 w15 w16se w16cid w16 w16cex w16sdtdh w16sdtfl w16du wp14">
+<w:document xmlns:wpc="http://schemas.microsoft.com/office/word/2010/wordprocessingCanvas" xmlns:cx="http://schemas.microsoft.com/office/drawing/2014/chartex" xmlns:cx1="http://schemas.microsoft.com/office/drawing/2015/9/8/chartex" xmlns:cx2="http://schemas.microsoft.com/office/drawing/2015/10/21/chartex" xmlns:cx3="http://schemas.microsoft.com/office/drawing/2016/5/9/chartex" xmlns:cx4="http://schemas.microsoft.com/office/drawing/2016/5/10/chartex" xmlns:cx5="http://schemas.microsoft.com/office/drawing/2016/5/11/chartex" xmlns:cx6="http://schemas.microsoft.com/office/drawing/2016/5/12/chartex" xmlns:cx7="http://schemas.microsoft.com/office/drawing/2016/5/13/chartex" xmlns:cx8="http://schemas.microsoft.com/office/drawing/2016/5/14/chartex" xmlns:mc="http://schemas.openxmlformats.org/markup-compatibility/2006" xmlns:aink="http://schemas.microsoft.com/office/drawing/2016/ink" xmlns:am3d="http://schemas.microsoft.com/office/drawing/2017/model3d" xmlns:o="urn:schemas-microsoft-com:office:office" xmlns:oel="http://schemas.microsoft.com/office/2019/extlst" xmlns:r="http://schemas.openxmlformats.org/officeDocument/2006/relationships" xmlns:m="http://schemas.openxmlformats.org/officeDocument/2006/math" xmlns:v="urn:schemas-microsoft-com:vml" xmlns:wp14="http://schemas.microsoft.com/office/word/2010/wordprocessingDrawing" xmlns:wp="http://schemas.openxmlformats.org/drawingml/2006/wordprocessingDrawing" xmlns:w10="urn:schemas-microsoft-com:office:word" xmlns:w="http://schemas.openxmlformats.org/wordprocessingml/2006/main" xmlns:w14="http://schemas.microsoft.com/office/word/2010/wordml" xmlns:w15="http://schemas.microsoft.com/office/word/2012/wordml" xmlns:w16cex="http://schemas.microsoft.com/office/word/2018/wordml/cex" xmlns:w16cid="http://schemas.microsoft.com/office/word/2016/wordml/cid" xmlns:w16="http://schemas.microsoft.com/office/word/2018/wordml" xmlns:w16du="http://schemas.microsoft.com/office/word/2023/wordml/word16du" xmlns:w16sdtdh="http://schemas.microsoft.com/office/word/2020/wordml/sdtdatahash" xmlns:w16sdtfl="http://schemas.microsoft.com/office/word/2024/wordml/sdtformatlock" xmlns:w16se="http://schemas.microsoft.com/office/word/2015/wordml/symex" xmlns:wpg="http://schemas.microsoft.com/office/word/2010/wordprocessingGroup" xmlns:wpi="http://schemas.microsoft.com/office/word/2010/wordprocessingInk" xmlns:wne="http://schemas.microsoft.com/office/word/2006/wordml" xmlns:wps="http://schemas.microsoft.com/office/word/2010/wordprocessingShape" mc:Ignorable="w14 w15 w16se w16cid w16 w16cex w16sdtdh w16sdtfl w16du wp14">
   <w:body>
     <w:p>
       <w:pPr>
@@ -1003,6 +1003,7 @@
           <w:b/>
           <w:bCs/>
         </w:rPr>
+        <w:lastRenderedPageBreak/>
         <w:t>Art. 7.</w:t>
       </w:r>
       <w:r>
@@ -1336,6 +1337,46 @@
           <w:lang w:eastAsia="en-US"/>
         </w:rPr>
       </w:pPr>
+      <w:r>
+        <w:rPr>
+          <w:rFonts w:ascii="Times New Roman" w:eastAsiaTheme="minorHAnsi" w:hAnsi="Times New Roman" w:cs="Times New Roman"/>
+          <w:lang w:eastAsia="en-US"/>
+        </w:rPr>
+        <w:t>3. Przełożonym wszystkich funkcjonariuszy Służby Celno-Skarbowej Korony jest Szef KAS.</w:t>
+      </w:r>
+    </w:p>
+    <w:p>
+      <w:pPr>
+        <w:tabs>
+          <w:tab w:val="left" w:pos="3807"/>
+        </w:tabs>
+        <w:spacing w:after="0" w:line="360" w:lineRule="auto"/>
+        <w:jc w:val="both"/>
+        <w:rPr>
+          <w:rFonts w:ascii="Times New Roman" w:eastAsiaTheme="minorHAnsi" w:hAnsi="Times New Roman" w:cs="Times New Roman"/>
+          <w:lang w:eastAsia="en-US"/>
+        </w:rPr>
+      </w:pPr>
+      <w:r>
+        <w:rPr>
+          <w:rFonts w:ascii="Times New Roman" w:eastAsiaTheme="minorHAnsi" w:hAnsi="Times New Roman" w:cs="Times New Roman"/>
+          <w:lang w:eastAsia="en-US"/>
+        </w:rPr>
+        <w:t>4. Szef KAS kieruje działaniami Służby Celno-Skarbowej Korony.</w:t>
+      </w:r>
+    </w:p>
+    <w:p>
+      <w:pPr>
+        <w:tabs>
+          <w:tab w:val="left" w:pos="3807"/>
+        </w:tabs>
+        <w:spacing w:after="0" w:line="360" w:lineRule="auto"/>
+        <w:jc w:val="both"/>
+        <w:rPr>
+          <w:rFonts w:ascii="Times New Roman" w:eastAsiaTheme="minorHAnsi" w:hAnsi="Times New Roman" w:cs="Times New Roman"/>
+          <w:lang w:eastAsia="en-US"/>
+        </w:rPr>
+      </w:pPr>
     </w:p>
     <w:p>
       <w:pPr>
@@ -1491,6 +1532,7 @@
           <w:rFonts w:ascii="Times New Roman" w:eastAsiaTheme="minorHAnsi" w:hAnsi="Times New Roman" w:cs="Times New Roman"/>
           <w:lang w:eastAsia="en-US"/>
         </w:rPr>
+        <w:lastRenderedPageBreak/>
         <w:t xml:space="preserve">2. </w:t>
       </w:r>
       <w:r>
@@ -2189,6 +2231,7 @@
           <w:rFonts w:ascii="Times New Roman" w:eastAsiaTheme="minorHAnsi" w:hAnsi="Times New Roman" w:cs="Times New Roman"/>
           <w:lang w:eastAsia="en-US"/>
         </w:rPr>
+        <w:lastRenderedPageBreak/>
         <w:t xml:space="preserve">1) </w:t>
       </w:r>
       <w:r>
@@ -2710,7 +2753,15 @@
           <w:rFonts w:ascii="Times New Roman" w:eastAsiaTheme="minorHAnsi" w:hAnsi="Times New Roman" w:cs="Times New Roman"/>
           <w:lang w:eastAsia="en-US"/>
         </w:rPr>
-        <w:t xml:space="preserve">2. W przypadkach niecierpiących zwłoki, w szczególności gdy zachodzi uzasadnione podejrzenie popełnienia przestępstwa skarbowego, niszczenia dowodów, ukrywania majątku lub gdy kontrola dotyczy przewozu towarów na szlakach międzyregionalnych i granicach, kontrola może być wszczęta niezwłocznie po okazaniu legitymacji służbowej i znaku identyfikacyjnego funkcjonariusza Służby Celno-Skarbowej Korony. Upoważnienie do kontroli doręcza się w takim przypadku w systemie CRAE w terminie 3 dni roboczych. </w:t>
+        <w:t xml:space="preserve">2. W przypadkach niecierpiących zwłoki, w szczególności gdy zachodzi uzasadnione podejrzenie popełnienia przestępstwa skarbowego, niszczenia dowodów, ukrywania majątku lub gdy kontrola dotyczy przewozu towarów na szlakach międzyregionalnych i granicach, kontrola może być wszczęta </w:t>
+      </w:r>
+      <w:r>
+        <w:rPr>
+          <w:rFonts w:ascii="Times New Roman" w:eastAsiaTheme="minorHAnsi" w:hAnsi="Times New Roman" w:cs="Times New Roman"/>
+          <w:lang w:eastAsia="en-US"/>
+        </w:rPr>
+        <w:lastRenderedPageBreak/>
+        <w:t xml:space="preserve">niezwłocznie po okazaniu legitymacji służbowej i znaku identyfikacyjnego funkcjonariusza Służby Celno-Skarbowej Korony. Upoważnienie do kontroli doręcza się w takim przypadku w systemie CRAE w terminie 3 dni roboczych. </w:t>
       </w:r>
     </w:p>
     <w:p>
@@ -3174,6 +3225,7 @@
           <w:rFonts w:ascii="Times New Roman" w:eastAsiaTheme="minorHAnsi" w:hAnsi="Times New Roman" w:cs="Times New Roman"/>
           <w:lang w:eastAsia="en-US"/>
         </w:rPr>
+        <w:lastRenderedPageBreak/>
         <w:t>ROZDZIAŁ 5</w:t>
       </w:r>
     </w:p>
@@ -3764,6 +3816,7 @@
           <w:bCs/>
           <w:lang w:eastAsia="en-US"/>
         </w:rPr>
+        <w:lastRenderedPageBreak/>
         <w:t>Art. 24.</w:t>
       </w:r>
       <w:r>
@@ -4731,6 +4784,7 @@
           <w:rFonts w:ascii="Times New Roman" w:eastAsiaTheme="minorHAnsi" w:hAnsi="Times New Roman" w:cs="Times New Roman"/>
           <w:lang w:eastAsia="en-US"/>
         </w:rPr>
+        <w:lastRenderedPageBreak/>
         <w:t>ROZDZIAŁ 8</w:t>
       </w:r>
     </w:p>
@@ -4849,7 +4903,7 @@
 </file>
 
 <file path=word/endnotes.xml><?xml version="1.0" encoding="utf-8"?>
-<w:endnotes xmlns:wpc="http://schemas.microsoft.com/office/word/2010/wordprocessingCanvas" xmlns:cx="http://schemas.microsoft.com/office/drawing/2014/chartex" xmlns:cx1="http://schemas.microsoft.com/office/drawing/2015/9/8/chartex" xmlns:cx2="http://schemas.microsoft.com/office/drawing/2015/10/21/chartex" xmlns:cx3="http://schemas.microsoft.com/office/drawing/2016/5/9/chartex" xmlns:cx4="http://schemas.microsoft.com/office/drawing/2016/5/10/chartex" xmlns:cx5="http://schemas.microsoft.com/office/drawing/2016/5/11/chartex" xmlns:cx6="http://schemas.microsoft.com/office/drawing/2016/5/12/chartex" xmlns:cx7="http://schemas.microsoft.com/office/drawing/2016/5/13/chartex" xmlns:cx8="http://schemas.microsoft.com/office/drawing/2016/5/14/chartex" xmlns:mc="http://schemas.openxmlformats.org/markup-compatibility/2006" xmlns:aink="http://schemas.microsoft.com/office/drawing/2016/ink" xmlns:am3d="http://schemas.microsoft.com/office/drawing/2017/model3d" xmlns:o="urn:schemas-microsoft-com:office:office" xmlns:oel="http://schemas.microsoft.com/office/2019/extlst" xmlns:r="http://schemas.openxmlformats.org/officeDocument/2006/relationships" xmlns:m="http://schemas.openxmlformats.org/officeDocument/2006/math" xmlns:v="urn:schemas-microsoft-com:vml" xmlns:wp14="http://schemas.microsoft.com/office/word/2010/wordprocessingDrawing" xmlns:wp="http://schemas.openxmlformats.org/drawingml/2006/wordprocessingDrawing" xmlns:w10="urn:schemas-microsoft-com:office:word" xmlns:w="http://schemas.openxmlformats.org/wordprocessingml/2006/main" xmlns:w14="http://schemas.microsoft.com/office/word/2010/wordml" xmlns:w15="http://schemas.microsoft.com/office/word/2012/wordml" xmlns:w16cei="http://schemas.microsoft.com/office/word/2026/wordml/cei" xmlns:w16cex="http://schemas.microsoft.com/office/word/2018/wordml/cex" xmlns:w16cid="http://schemas.microsoft.com/office/word/2016/wordml/cid" xmlns:w16="http://schemas.microsoft.com/office/word/2018/wordml" xmlns:w16du="http://schemas.microsoft.com/office/word/2023/wordml/word16du" xmlns:w16sdtdh="http://schemas.microsoft.com/office/word/2020/wordml/sdtdatahash" xmlns:w16sdtfl="http://schemas.microsoft.com/office/word/2024/wordml/sdtformatlock" xmlns:w16se="http://schemas.microsoft.com/office/word/2015/wordml/symex" xmlns:wpg="http://schemas.microsoft.com/office/word/2010/wordprocessingGroup" xmlns:wpi="http://schemas.microsoft.com/office/word/2010/wordprocessingInk" xmlns:wne="http://schemas.microsoft.com/office/word/2006/wordml" xmlns:wps="http://schemas.microsoft.com/office/word/2010/wordprocessingShape" mc:Ignorable="w14 w15 w16se w16cid w16 w16cex w16sdtdh w16sdtfl w16du wp14">
+<w:endnotes xmlns:wpc="http://schemas.microsoft.com/office/word/2010/wordprocessingCanvas" xmlns:cx="http://schemas.microsoft.com/office/drawing/2014/chartex" xmlns:cx1="http://schemas.microsoft.com/office/drawing/2015/9/8/chartex" xmlns:cx2="http://schemas.microsoft.com/office/drawing/2015/10/21/chartex" xmlns:cx3="http://schemas.microsoft.com/office/drawing/2016/5/9/chartex" xmlns:cx4="http://schemas.microsoft.com/office/drawing/2016/5/10/chartex" xmlns:cx5="http://schemas.microsoft.com/office/drawing/2016/5/11/chartex" xmlns:cx6="http://schemas.microsoft.com/office/drawing/2016/5/12/chartex" xmlns:cx7="http://schemas.microsoft.com/office/drawing/2016/5/13/chartex" xmlns:cx8="http://schemas.microsoft.com/office/drawing/2016/5/14/chartex" xmlns:mc="http://schemas.openxmlformats.org/markup-compatibility/2006" xmlns:aink="http://schemas.microsoft.com/office/drawing/2016/ink" xmlns:am3d="http://schemas.microsoft.com/office/drawing/2017/model3d" xmlns:o="urn:schemas-microsoft-com:office:office" xmlns:oel="http://schemas.microsoft.com/office/2019/extlst" xmlns:r="http://schemas.openxmlformats.org/officeDocument/2006/relationships" xmlns:m="http://schemas.openxmlformats.org/officeDocument/2006/math" xmlns:v="urn:schemas-microsoft-com:vml" xmlns:wp14="http://schemas.microsoft.com/office/word/2010/wordprocessingDrawing" xmlns:wp="http://schemas.openxmlformats.org/drawingml/2006/wordprocessingDrawing" xmlns:w10="urn:schemas-microsoft-com:office:word" xmlns:w="http://schemas.openxmlformats.org/wordprocessingml/2006/main" xmlns:w14="http://schemas.microsoft.com/office/word/2010/wordml" xmlns:w15="http://schemas.microsoft.com/office/word/2012/wordml" xmlns:w16cex="http://schemas.microsoft.com/office/word/2018/wordml/cex" xmlns:w16cid="http://schemas.microsoft.com/office/word/2016/wordml/cid" xmlns:w16="http://schemas.microsoft.com/office/word/2018/wordml" xmlns:w16du="http://schemas.microsoft.com/office/word/2023/wordml/word16du" xmlns:w16sdtdh="http://schemas.microsoft.com/office/word/2020/wordml/sdtdatahash" xmlns:w16sdtfl="http://schemas.microsoft.com/office/word/2024/wordml/sdtformatlock" xmlns:w16se="http://schemas.microsoft.com/office/word/2015/wordml/symex" xmlns:wpg="http://schemas.microsoft.com/office/word/2010/wordprocessingGroup" xmlns:wpi="http://schemas.microsoft.com/office/word/2010/wordprocessingInk" xmlns:wne="http://schemas.microsoft.com/office/word/2006/wordml" xmlns:wps="http://schemas.microsoft.com/office/word/2010/wordprocessingShape" mc:Ignorable="w14 w15 w16se w16cid w16 w16cex w16sdtdh w16sdtfl w16du wp14">
   <w:endnote w:type="separator" w:id="-1">
     <w:p>
       <w:pPr>
@@ -4874,7 +4928,7 @@
 </file>
 
 <file path=word/footer1.xml><?xml version="1.0" encoding="utf-8"?>
-<w:ftr xmlns:wpc="http://schemas.microsoft.com/office/word/2010/wordprocessingCanvas" xmlns:cx="http://schemas.microsoft.com/office/drawing/2014/chartex" xmlns:cx1="http://schemas.microsoft.com/office/drawing/2015/9/8/chartex" xmlns:cx2="http://schemas.microsoft.com/office/drawing/2015/10/21/chartex" xmlns:cx3="http://schemas.microsoft.com/office/drawing/2016/5/9/chartex" xmlns:cx4="http://schemas.microsoft.com/office/drawing/2016/5/10/chartex" xmlns:cx5="http://schemas.microsoft.com/office/drawing/2016/5/11/chartex" xmlns:cx6="http://schemas.microsoft.com/office/drawing/2016/5/12/chartex" xmlns:cx7="http://schemas.microsoft.com/office/drawing/2016/5/13/chartex" xmlns:cx8="http://schemas.microsoft.com/office/drawing/2016/5/14/chartex" xmlns:mc="http://schemas.openxmlformats.org/markup-compatibility/2006" xmlns:aink="http://schemas.microsoft.com/office/drawing/2016/ink" xmlns:am3d="http://schemas.microsoft.com/office/drawing/2017/model3d" xmlns:o="urn:schemas-microsoft-com:office:office" xmlns:oel="http://schemas.microsoft.com/office/2019/extlst" xmlns:r="http://schemas.openxmlformats.org/officeDocument/2006/relationships" xmlns:m="http://schemas.openxmlformats.org/officeDocument/2006/math" xmlns:v="urn:schemas-microsoft-com:vml" xmlns:wp14="http://schemas.microsoft.com/office/word/2010/wordprocessingDrawing" xmlns:wp="http://schemas.openxmlformats.org/drawingml/2006/wordprocessingDrawing" xmlns:w10="urn:schemas-microsoft-com:office:word" xmlns:w="http://schemas.openxmlformats.org/wordprocessingml/2006/main" xmlns:w14="http://schemas.microsoft.com/office/word/2010/wordml" xmlns:w15="http://schemas.microsoft.com/office/word/2012/wordml" xmlns:w16cei="http://schemas.microsoft.com/office/word/2026/wordml/cei" xmlns:w16cex="http://schemas.microsoft.com/office/word/2018/wordml/cex" xmlns:w16cid="http://schemas.microsoft.com/office/word/2016/wordml/cid" xmlns:w16="http://schemas.microsoft.com/office/word/2018/wordml" xmlns:w16du="http://schemas.microsoft.com/office/word/2023/wordml/word16du" xmlns:w16sdtdh="http://schemas.microsoft.com/office/word/2020/wordml/sdtdatahash" xmlns:w16sdtfl="http://schemas.microsoft.com/office/word/2024/wordml/sdtformatlock" xmlns:w16se="http://schemas.microsoft.com/office/word/2015/wordml/symex" xmlns:wpg="http://schemas.microsoft.com/office/word/2010/wordprocessingGroup" xmlns:wpi="http://schemas.microsoft.com/office/word/2010/wordprocessingInk" xmlns:wne="http://schemas.microsoft.com/office/word/2006/wordml" xmlns:wps="http://schemas.microsoft.com/office/word/2010/wordprocessingShape" mc:Ignorable="w14 w15 w16se w16cid w16 w16cex w16sdtdh w16sdtfl w16du wp14">
+<w:ftr xmlns:wpc="http://schemas.microsoft.com/office/word/2010/wordprocessingCanvas" xmlns:cx="http://schemas.microsoft.com/office/drawing/2014/chartex" xmlns:cx1="http://schemas.microsoft.com/office/drawing/2015/9/8/chartex" xmlns:cx2="http://schemas.microsoft.com/office/drawing/2015/10/21/chartex" xmlns:cx3="http://schemas.microsoft.com/office/drawing/2016/5/9/chartex" xmlns:cx4="http://schemas.microsoft.com/office/drawing/2016/5/10/chartex" xmlns:cx5="http://schemas.microsoft.com/office/drawing/2016/5/11/chartex" xmlns:cx6="http://schemas.microsoft.com/office/drawing/2016/5/12/chartex" xmlns:cx7="http://schemas.microsoft.com/office/drawing/2016/5/13/chartex" xmlns:cx8="http://schemas.microsoft.com/office/drawing/2016/5/14/chartex" xmlns:mc="http://schemas.openxmlformats.org/markup-compatibility/2006" xmlns:aink="http://schemas.microsoft.com/office/drawing/2016/ink" xmlns:am3d="http://schemas.microsoft.com/office/drawing/2017/model3d" xmlns:o="urn:schemas-microsoft-com:office:office" xmlns:oel="http://schemas.microsoft.com/office/2019/extlst" xmlns:r="http://schemas.openxmlformats.org/officeDocument/2006/relationships" xmlns:m="http://schemas.openxmlformats.org/officeDocument/2006/math" xmlns:v="urn:schemas-microsoft-com:vml" xmlns:wp14="http://schemas.microsoft.com/office/word/2010/wordprocessingDrawing" xmlns:wp="http://schemas.openxmlformats.org/drawingml/2006/wordprocessingDrawing" xmlns:w10="urn:schemas-microsoft-com:office:word" xmlns:w="http://schemas.openxmlformats.org/wordprocessingml/2006/main" xmlns:w14="http://schemas.microsoft.com/office/word/2010/wordml" xmlns:w15="http://schemas.microsoft.com/office/word/2012/wordml" xmlns:w16cex="http://schemas.microsoft.com/office/word/2018/wordml/cex" xmlns:w16cid="http://schemas.microsoft.com/office/word/2016/wordml/cid" xmlns:w16="http://schemas.microsoft.com/office/word/2018/wordml" xmlns:w16du="http://schemas.microsoft.com/office/word/2023/wordml/word16du" xmlns:w16sdtdh="http://schemas.microsoft.com/office/word/2020/wordml/sdtdatahash" xmlns:w16sdtfl="http://schemas.microsoft.com/office/word/2024/wordml/sdtformatlock" xmlns:w16se="http://schemas.microsoft.com/office/word/2015/wordml/symex" xmlns:wpg="http://schemas.microsoft.com/office/word/2010/wordprocessingGroup" xmlns:wpi="http://schemas.microsoft.com/office/word/2010/wordprocessingInk" xmlns:wne="http://schemas.microsoft.com/office/word/2006/wordml" xmlns:wps="http://schemas.microsoft.com/office/word/2010/wordprocessingShape" mc:Ignorable="w14 w15 w16se w16cid w16 w16cex w16sdtdh w16sdtfl w16du wp14">
   <w:sdt>
     <w:sdtPr>
       <w:rPr>
@@ -4888,7 +4942,6 @@
         <w:docPartUnique/>
       </w:docPartObj>
     </w:sdtPr>
-    <w:sdtEndPr/>
     <w:sdtContent>
       <w:sdt>
         <w:sdtPr>
@@ -4903,7 +4956,6 @@
             <w:docPartUnique/>
           </w:docPartObj>
         </w:sdtPr>
-        <w:sdtEndPr/>
         <w:sdtContent>
           <w:p>
             <w:pPr>
@@ -5045,7 +5097,7 @@
 </file>
 
 <file path=word/footer2.xml><?xml version="1.0" encoding="utf-8"?>
-<w:ftr xmlns:wpc="http://schemas.microsoft.com/office/word/2010/wordprocessingCanvas" xmlns:cx="http://schemas.microsoft.com/office/drawing/2014/chartex" xmlns:cx1="http://schemas.microsoft.com/office/drawing/2015/9/8/chartex" xmlns:cx2="http://schemas.microsoft.com/office/drawing/2015/10/21/chartex" xmlns:cx3="http://schemas.microsoft.com/office/drawing/2016/5/9/chartex" xmlns:cx4="http://schemas.microsoft.com/office/drawing/2016/5/10/chartex" xmlns:cx5="http://schemas.microsoft.com/office/drawing/2016/5/11/chartex" xmlns:cx6="http://schemas.microsoft.com/office/drawing/2016/5/12/chartex" xmlns:cx7="http://schemas.microsoft.com/office/drawing/2016/5/13/chartex" xmlns:cx8="http://schemas.microsoft.com/office/drawing/2016/5/14/chartex" xmlns:mc="http://schemas.openxmlformats.org/markup-compatibility/2006" xmlns:aink="http://schemas.microsoft.com/office/drawing/2016/ink" xmlns:am3d="http://schemas.microsoft.com/office/drawing/2017/model3d" xmlns:o="urn:schemas-microsoft-com:office:office" xmlns:oel="http://schemas.microsoft.com/office/2019/extlst" xmlns:r="http://schemas.openxmlformats.org/officeDocument/2006/relationships" xmlns:m="http://schemas.openxmlformats.org/officeDocument/2006/math" xmlns:v="urn:schemas-microsoft-com:vml" xmlns:wp14="http://schemas.microsoft.com/office/word/2010/wordprocessingDrawing" xmlns:wp="http://schemas.openxmlformats.org/drawingml/2006/wordprocessingDrawing" xmlns:w10="urn:schemas-microsoft-com:office:word" xmlns:w="http://schemas.openxmlformats.org/wordprocessingml/2006/main" xmlns:w14="http://schemas.microsoft.com/office/word/2010/wordml" xmlns:w15="http://schemas.microsoft.com/office/word/2012/wordml" xmlns:w16cei="http://schemas.microsoft.com/office/word/2026/wordml/cei" xmlns:w16cex="http://schemas.microsoft.com/office/word/2018/wordml/cex" xmlns:w16cid="http://schemas.microsoft.com/office/word/2016/wordml/cid" xmlns:w16="http://schemas.microsoft.com/office/word/2018/wordml" xmlns:w16du="http://schemas.microsoft.com/office/word/2023/wordml/word16du" xmlns:w16sdtdh="http://schemas.microsoft.com/office/word/2020/wordml/sdtdatahash" xmlns:w16sdtfl="http://schemas.microsoft.com/office/word/2024/wordml/sdtformatlock" xmlns:w16se="http://schemas.microsoft.com/office/word/2015/wordml/symex" xmlns:wpg="http://schemas.microsoft.com/office/word/2010/wordprocessingGroup" xmlns:wpi="http://schemas.microsoft.com/office/word/2010/wordprocessingInk" xmlns:wne="http://schemas.microsoft.com/office/word/2006/wordml" xmlns:wps="http://schemas.microsoft.com/office/word/2010/wordprocessingShape" mc:Ignorable="w14 w15 w16se w16cid w16 w16cex w16sdtdh w16sdtfl w16du wp14">
+<w:ftr xmlns:wpc="http://schemas.microsoft.com/office/word/2010/wordprocessingCanvas" xmlns:cx="http://schemas.microsoft.com/office/drawing/2014/chartex" xmlns:cx1="http://schemas.microsoft.com/office/drawing/2015/9/8/chartex" xmlns:cx2="http://schemas.microsoft.com/office/drawing/2015/10/21/chartex" xmlns:cx3="http://schemas.microsoft.com/office/drawing/2016/5/9/chartex" xmlns:cx4="http://schemas.microsoft.com/office/drawing/2016/5/10/chartex" xmlns:cx5="http://schemas.microsoft.com/office/drawing/2016/5/11/chartex" xmlns:cx6="http://schemas.microsoft.com/office/drawing/2016/5/12/chartex" xmlns:cx7="http://schemas.microsoft.com/office/drawing/2016/5/13/chartex" xmlns:cx8="http://schemas.microsoft.com/office/drawing/2016/5/14/chartex" xmlns:mc="http://schemas.openxmlformats.org/markup-compatibility/2006" xmlns:aink="http://schemas.microsoft.com/office/drawing/2016/ink" xmlns:am3d="http://schemas.microsoft.com/office/drawing/2017/model3d" xmlns:o="urn:schemas-microsoft-com:office:office" xmlns:oel="http://schemas.microsoft.com/office/2019/extlst" xmlns:r="http://schemas.openxmlformats.org/officeDocument/2006/relationships" xmlns:m="http://schemas.openxmlformats.org/officeDocument/2006/math" xmlns:v="urn:schemas-microsoft-com:vml" xmlns:wp14="http://schemas.microsoft.com/office/word/2010/wordprocessingDrawing" xmlns:wp="http://schemas.openxmlformats.org/drawingml/2006/wordprocessingDrawing" xmlns:w10="urn:schemas-microsoft-com:office:word" xmlns:w="http://schemas.openxmlformats.org/wordprocessingml/2006/main" xmlns:w14="http://schemas.microsoft.com/office/word/2010/wordml" xmlns:w15="http://schemas.microsoft.com/office/word/2012/wordml" xmlns:w16cex="http://schemas.microsoft.com/office/word/2018/wordml/cex" xmlns:w16cid="http://schemas.microsoft.com/office/word/2016/wordml/cid" xmlns:w16="http://schemas.microsoft.com/office/word/2018/wordml" xmlns:w16du="http://schemas.microsoft.com/office/word/2023/wordml/word16du" xmlns:w16sdtdh="http://schemas.microsoft.com/office/word/2020/wordml/sdtdatahash" xmlns:w16sdtfl="http://schemas.microsoft.com/office/word/2024/wordml/sdtformatlock" xmlns:w16se="http://schemas.microsoft.com/office/word/2015/wordml/symex" xmlns:wpg="http://schemas.microsoft.com/office/word/2010/wordprocessingGroup" xmlns:wpi="http://schemas.microsoft.com/office/word/2010/wordprocessingInk" xmlns:wne="http://schemas.microsoft.com/office/word/2006/wordml" xmlns:wps="http://schemas.microsoft.com/office/word/2010/wordprocessingShape" mc:Ignorable="w14 w15 w16se w16cid w16 w16cex w16sdtdh w16sdtfl w16du wp14">
   <w:sdt>
     <w:sdtPr>
       <w:rPr>
@@ -5059,7 +5111,6 @@
         <w:docPartUnique/>
       </w:docPartObj>
     </w:sdtPr>
-    <w:sdtEndPr/>
     <w:sdtContent>
       <w:sdt>
         <w:sdtPr>
@@ -5074,7 +5125,6 @@
             <w:docPartUnique/>
           </w:docPartObj>
         </w:sdtPr>
-        <w:sdtEndPr/>
         <w:sdtContent>
           <w:p>
             <w:pPr>
@@ -5216,7 +5266,7 @@
 </file>
 
 <file path=word/footnotes.xml><?xml version="1.0" encoding="utf-8"?>
-<w:footnotes xmlns:wpc="http://schemas.microsoft.com/office/word/2010/wordprocessingCanvas" xmlns:cx="http://schemas.microsoft.com/office/drawing/2014/chartex" xmlns:cx1="http://schemas.microsoft.com/office/drawing/2015/9/8/chartex" xmlns:cx2="http://schemas.microsoft.com/office/drawing/2015/10/21/chartex" xmlns:cx3="http://schemas.microsoft.com/office/drawing/2016/5/9/chartex" xmlns:cx4="http://schemas.microsoft.com/office/drawing/2016/5/10/chartex" xmlns:cx5="http://schemas.microsoft.com/office/drawing/2016/5/11/chartex" xmlns:cx6="http://schemas.microsoft.com/office/drawing/2016/5/12/chartex" xmlns:cx7="http://schemas.microsoft.com/office/drawing/2016/5/13/chartex" xmlns:cx8="http://schemas.microsoft.com/office/drawing/2016/5/14/chartex" xmlns:mc="http://schemas.openxmlformats.org/markup-compatibility/2006" xmlns:aink="http://schemas.microsoft.com/office/drawing/2016/ink" xmlns:am3d="http://schemas.microsoft.com/office/drawing/2017/model3d" xmlns:o="urn:schemas-microsoft-com:office:office" xmlns:oel="http://schemas.microsoft.com/office/2019/extlst" xmlns:r="http://schemas.openxmlformats.org/officeDocument/2006/relationships" xmlns:m="http://schemas.openxmlformats.org/officeDocument/2006/math" xmlns:v="urn:schemas-microsoft-com:vml" xmlns:wp14="http://schemas.microsoft.com/office/word/2010/wordprocessingDrawing" xmlns:wp="http://schemas.openxmlformats.org/drawingml/2006/wordprocessingDrawing" xmlns:w10="urn:schemas-microsoft-com:office:word" xmlns:w="http://schemas.openxmlformats.org/wordprocessingml/2006/main" xmlns:w14="http://schemas.microsoft.com/office/word/2010/wordml" xmlns:w15="http://schemas.microsoft.com/office/word/2012/wordml" xmlns:w16cei="http://schemas.microsoft.com/office/word/2026/wordml/cei" xmlns:w16cex="http://schemas.microsoft.com/office/word/2018/wordml/cex" xmlns:w16cid="http://schemas.microsoft.com/office/word/2016/wordml/cid" xmlns:w16="http://schemas.microsoft.com/office/word/2018/wordml" xmlns:w16du="http://schemas.microsoft.com/office/word/2023/wordml/word16du" xmlns:w16sdtdh="http://schemas.microsoft.com/office/word/2020/wordml/sdtdatahash" xmlns:w16sdtfl="http://schemas.microsoft.com/office/word/2024/wordml/sdtformatlock" xmlns:w16se="http://schemas.microsoft.com/office/word/2015/wordml/symex" xmlns:wpg="http://schemas.microsoft.com/office/word/2010/wordprocessingGroup" xmlns:wpi="http://schemas.microsoft.com/office/word/2010/wordprocessingInk" xmlns:wne="http://schemas.microsoft.com/office/word/2006/wordml" xmlns:wps="http://schemas.microsoft.com/office/word/2010/wordprocessingShape" mc:Ignorable="w14 w15 w16se w16cid w16 w16cex w16sdtdh w16sdtfl w16du wp14">
+<w:footnotes xmlns:wpc="http://schemas.microsoft.com/office/word/2010/wordprocessingCanvas" xmlns:cx="http://schemas.microsoft.com/office/drawing/2014/chartex" xmlns:cx1="http://schemas.microsoft.com/office/drawing/2015/9/8/chartex" xmlns:cx2="http://schemas.microsoft.com/office/drawing/2015/10/21/chartex" xmlns:cx3="http://schemas.microsoft.com/office/drawing/2016/5/9/chartex" xmlns:cx4="http://schemas.microsoft.com/office/drawing/2016/5/10/chartex" xmlns:cx5="http://schemas.microsoft.com/office/drawing/2016/5/11/chartex" xmlns:cx6="http://schemas.microsoft.com/office/drawing/2016/5/12/chartex" xmlns:cx7="http://schemas.microsoft.com/office/drawing/2016/5/13/chartex" xmlns:cx8="http://schemas.microsoft.com/office/drawing/2016/5/14/chartex" xmlns:mc="http://schemas.openxmlformats.org/markup-compatibility/2006" xmlns:aink="http://schemas.microsoft.com/office/drawing/2016/ink" xmlns:am3d="http://schemas.microsoft.com/office/drawing/2017/model3d" xmlns:o="urn:schemas-microsoft-com:office:office" xmlns:oel="http://schemas.microsoft.com/office/2019/extlst" xmlns:r="http://schemas.openxmlformats.org/officeDocument/2006/relationships" xmlns:m="http://schemas.openxmlformats.org/officeDocument/2006/math" xmlns:v="urn:schemas-microsoft-com:vml" xmlns:wp14="http://schemas.microsoft.com/office/word/2010/wordprocessingDrawing" xmlns:wp="http://schemas.openxmlformats.org/drawingml/2006/wordprocessingDrawing" xmlns:w10="urn:schemas-microsoft-com:office:word" xmlns:w="http://schemas.openxmlformats.org/wordprocessingml/2006/main" xmlns:w14="http://schemas.microsoft.com/office/word/2010/wordml" xmlns:w15="http://schemas.microsoft.com/office/word/2012/wordml" xmlns:w16cex="http://schemas.microsoft.com/office/word/2018/wordml/cex" xmlns:w16cid="http://schemas.microsoft.com/office/word/2016/wordml/cid" xmlns:w16="http://schemas.microsoft.com/office/word/2018/wordml" xmlns:w16du="http://schemas.microsoft.com/office/word/2023/wordml/word16du" xmlns:w16sdtdh="http://schemas.microsoft.com/office/word/2020/wordml/sdtdatahash" xmlns:w16sdtfl="http://schemas.microsoft.com/office/word/2024/wordml/sdtformatlock" xmlns:w16se="http://schemas.microsoft.com/office/word/2015/wordml/symex" xmlns:wpg="http://schemas.microsoft.com/office/word/2010/wordprocessingGroup" xmlns:wpi="http://schemas.microsoft.com/office/word/2010/wordprocessingInk" xmlns:wne="http://schemas.microsoft.com/office/word/2006/wordml" xmlns:wps="http://schemas.microsoft.com/office/word/2010/wordprocessingShape" mc:Ignorable="w14 w15 w16se w16cid w16 w16cex w16sdtdh w16sdtfl w16du wp14">
   <w:footnote w:type="separator" w:id="-1">
     <w:p>
       <w:pPr>
@@ -5241,7 +5291,7 @@
 </file>
 
 <file path=word/header1.xml><?xml version="1.0" encoding="utf-8"?>
-<w:hdr xmlns:wpc="http://schemas.microsoft.com/office/word/2010/wordprocessingCanvas" xmlns:cx="http://schemas.microsoft.com/office/drawing/2014/chartex" xmlns:cx1="http://schemas.microsoft.com/office/drawing/2015/9/8/chartex" xmlns:cx2="http://schemas.microsoft.com/office/drawing/2015/10/21/chartex" xmlns:cx3="http://schemas.microsoft.com/office/drawing/2016/5/9/chartex" xmlns:cx4="http://schemas.microsoft.com/office/drawing/2016/5/10/chartex" xmlns:cx5="http://schemas.microsoft.com/office/drawing/2016/5/11/chartex" xmlns:cx6="http://schemas.microsoft.com/office/drawing/2016/5/12/chartex" xmlns:cx7="http://schemas.microsoft.com/office/drawing/2016/5/13/chartex" xmlns:cx8="http://schemas.microsoft.com/office/drawing/2016/5/14/chartex" xmlns:mc="http://schemas.openxmlformats.org/markup-compatibility/2006" xmlns:aink="http://schemas.microsoft.com/office/drawing/2016/ink" xmlns:am3d="http://schemas.microsoft.com/office/drawing/2017/model3d" xmlns:o="urn:schemas-microsoft-com:office:office" xmlns:oel="http://schemas.microsoft.com/office/2019/extlst" xmlns:r="http://schemas.openxmlformats.org/officeDocument/2006/relationships" xmlns:m="http://schemas.openxmlformats.org/officeDocument/2006/math" xmlns:v="urn:schemas-microsoft-com:vml" xmlns:wp14="http://schemas.microsoft.com/office/word/2010/wordprocessingDrawing" xmlns:wp="http://schemas.openxmlformats.org/drawingml/2006/wordprocessingDrawing" xmlns:w10="urn:schemas-microsoft-com:office:word" xmlns:w="http://schemas.openxmlformats.org/wordprocessingml/2006/main" xmlns:w14="http://schemas.microsoft.com/office/word/2010/wordml" xmlns:w15="http://schemas.microsoft.com/office/word/2012/wordml" xmlns:w16cei="http://schemas.microsoft.com/office/word/2026/wordml/cei" xmlns:w16cex="http://schemas.microsoft.com/office/word/2018/wordml/cex" xmlns:w16cid="http://schemas.microsoft.com/office/word/2016/wordml/cid" xmlns:w16="http://schemas.microsoft.com/office/word/2018/wordml" xmlns:w16du="http://schemas.microsoft.com/office/word/2023/wordml/word16du" xmlns:w16sdtdh="http://schemas.microsoft.com/office/word/2020/wordml/sdtdatahash" xmlns:w16sdtfl="http://schemas.microsoft.com/office/word/2024/wordml/sdtformatlock" xmlns:w16se="http://schemas.microsoft.com/office/word/2015/wordml/symex" xmlns:wpg="http://schemas.microsoft.com/office/word/2010/wordprocessingGroup" xmlns:wpi="http://schemas.microsoft.com/office/word/2010/wordprocessingInk" xmlns:wne="http://schemas.microsoft.com/office/word/2006/wordml" xmlns:wps="http://schemas.microsoft.com/office/word/2010/wordprocessingShape" mc:Ignorable="w14 w15 w16se w16cid w16 w16cex w16sdtdh w16sdtfl w16du wp14">
+<w:hdr xmlns:wpc="http://schemas.microsoft.com/office/word/2010/wordprocessingCanvas" xmlns:cx="http://schemas.microsoft.com/office/drawing/2014/chartex" xmlns:cx1="http://schemas.microsoft.com/office/drawing/2015/9/8/chartex" xmlns:cx2="http://schemas.microsoft.com/office/drawing/2015/10/21/chartex" xmlns:cx3="http://schemas.microsoft.com/office/drawing/2016/5/9/chartex" xmlns:cx4="http://schemas.microsoft.com/office/drawing/2016/5/10/chartex" xmlns:cx5="http://schemas.microsoft.com/office/drawing/2016/5/11/chartex" xmlns:cx6="http://schemas.microsoft.com/office/drawing/2016/5/12/chartex" xmlns:cx7="http://schemas.microsoft.com/office/drawing/2016/5/13/chartex" xmlns:cx8="http://schemas.microsoft.com/office/drawing/2016/5/14/chartex" xmlns:mc="http://schemas.openxmlformats.org/markup-compatibility/2006" xmlns:aink="http://schemas.microsoft.com/office/drawing/2016/ink" xmlns:am3d="http://schemas.microsoft.com/office/drawing/2017/model3d" xmlns:o="urn:schemas-microsoft-com:office:office" xmlns:oel="http://schemas.microsoft.com/office/2019/extlst" xmlns:r="http://schemas.openxmlformats.org/officeDocument/2006/relationships" xmlns:m="http://schemas.openxmlformats.org/officeDocument/2006/math" xmlns:v="urn:schemas-microsoft-com:vml" xmlns:wp14="http://schemas.microsoft.com/office/word/2010/wordprocessingDrawing" xmlns:wp="http://schemas.openxmlformats.org/drawingml/2006/wordprocessingDrawing" xmlns:w10="urn:schemas-microsoft-com:office:word" xmlns:w="http://schemas.openxmlformats.org/wordprocessingml/2006/main" xmlns:w14="http://schemas.microsoft.com/office/word/2010/wordml" xmlns:w15="http://schemas.microsoft.com/office/word/2012/wordml" xmlns:w16cex="http://schemas.microsoft.com/office/word/2018/wordml/cex" xmlns:w16cid="http://schemas.microsoft.com/office/word/2016/wordml/cid" xmlns:w16="http://schemas.microsoft.com/office/word/2018/wordml" xmlns:w16du="http://schemas.microsoft.com/office/word/2023/wordml/word16du" xmlns:w16sdtdh="http://schemas.microsoft.com/office/word/2020/wordml/sdtdatahash" xmlns:w16sdtfl="http://schemas.microsoft.com/office/word/2024/wordml/sdtformatlock" xmlns:w16se="http://schemas.microsoft.com/office/word/2015/wordml/symex" xmlns:wpg="http://schemas.microsoft.com/office/word/2010/wordprocessingGroup" xmlns:wpi="http://schemas.microsoft.com/office/word/2010/wordprocessingInk" xmlns:wne="http://schemas.microsoft.com/office/word/2006/wordml" xmlns:wps="http://schemas.microsoft.com/office/word/2010/wordprocessingShape" mc:Ignorable="w14 w15 w16se w16cid w16 w16cex w16sdtdh w16sdtfl w16du wp14">
   <w:p>
     <w:pPr>
       <w:pStyle w:val="Nagwek"/>
@@ -5340,7 +5390,7 @@
 </file>
 
 <file path=word/header2.xml><?xml version="1.0" encoding="utf-8"?>
-<w:hdr xmlns:wpc="http://schemas.microsoft.com/office/word/2010/wordprocessingCanvas" xmlns:cx="http://schemas.microsoft.com/office/drawing/2014/chartex" xmlns:cx1="http://schemas.microsoft.com/office/drawing/2015/9/8/chartex" xmlns:cx2="http://schemas.microsoft.com/office/drawing/2015/10/21/chartex" xmlns:cx3="http://schemas.microsoft.com/office/drawing/2016/5/9/chartex" xmlns:cx4="http://schemas.microsoft.com/office/drawing/2016/5/10/chartex" xmlns:cx5="http://schemas.microsoft.com/office/drawing/2016/5/11/chartex" xmlns:cx6="http://schemas.microsoft.com/office/drawing/2016/5/12/chartex" xmlns:cx7="http://schemas.microsoft.com/office/drawing/2016/5/13/chartex" xmlns:cx8="http://schemas.microsoft.com/office/drawing/2016/5/14/chartex" xmlns:mc="http://schemas.openxmlformats.org/markup-compatibility/2006" xmlns:aink="http://schemas.microsoft.com/office/drawing/2016/ink" xmlns:am3d="http://schemas.microsoft.com/office/drawing/2017/model3d" xmlns:o="urn:schemas-microsoft-com:office:office" xmlns:oel="http://schemas.microsoft.com/office/2019/extlst" xmlns:r="http://schemas.openxmlformats.org/officeDocument/2006/relationships" xmlns:m="http://schemas.openxmlformats.org/officeDocument/2006/math" xmlns:v="urn:schemas-microsoft-com:vml" xmlns:wp14="http://schemas.microsoft.com/office/word/2010/wordprocessingDrawing" xmlns:wp="http://schemas.openxmlformats.org/drawingml/2006/wordprocessingDrawing" xmlns:w10="urn:schemas-microsoft-com:office:word" xmlns:w="http://schemas.openxmlformats.org/wordprocessingml/2006/main" xmlns:w14="http://schemas.microsoft.com/office/word/2010/wordml" xmlns:w15="http://schemas.microsoft.com/office/word/2012/wordml" xmlns:w16cei="http://schemas.microsoft.com/office/word/2026/wordml/cei" xmlns:w16cex="http://schemas.microsoft.com/office/word/2018/wordml/cex" xmlns:w16cid="http://schemas.microsoft.com/office/word/2016/wordml/cid" xmlns:w16="http://schemas.microsoft.com/office/word/2018/wordml" xmlns:w16du="http://schemas.microsoft.com/office/word/2023/wordml/word16du" xmlns:w16sdtdh="http://schemas.microsoft.com/office/word/2020/wordml/sdtdatahash" xmlns:w16sdtfl="http://schemas.microsoft.com/office/word/2024/wordml/sdtformatlock" xmlns:w16se="http://schemas.microsoft.com/office/word/2015/wordml/symex" xmlns:wpg="http://schemas.microsoft.com/office/word/2010/wordprocessingGroup" xmlns:wpi="http://schemas.microsoft.com/office/word/2010/wordprocessingInk" xmlns:wne="http://schemas.microsoft.com/office/word/2006/wordml" xmlns:wps="http://schemas.microsoft.com/office/word/2010/wordprocessingShape" mc:Ignorable="w14 w15 w16se w16cid w16 w16cex w16sdtdh w16sdtfl w16du wp14">
+<w:hdr xmlns:wpc="http://schemas.microsoft.com/office/word/2010/wordprocessingCanvas" xmlns:cx="http://schemas.microsoft.com/office/drawing/2014/chartex" xmlns:cx1="http://schemas.microsoft.com/office/drawing/2015/9/8/chartex" xmlns:cx2="http://schemas.microsoft.com/office/drawing/2015/10/21/chartex" xmlns:cx3="http://schemas.microsoft.com/office/drawing/2016/5/9/chartex" xmlns:cx4="http://schemas.microsoft.com/office/drawing/2016/5/10/chartex" xmlns:cx5="http://schemas.microsoft.com/office/drawing/2016/5/11/chartex" xmlns:cx6="http://schemas.microsoft.com/office/drawing/2016/5/12/chartex" xmlns:cx7="http://schemas.microsoft.com/office/drawing/2016/5/13/chartex" xmlns:cx8="http://schemas.microsoft.com/office/drawing/2016/5/14/chartex" xmlns:mc="http://schemas.openxmlformats.org/markup-compatibility/2006" xmlns:aink="http://schemas.microsoft.com/office/drawing/2016/ink" xmlns:am3d="http://schemas.microsoft.com/office/drawing/2017/model3d" xmlns:o="urn:schemas-microsoft-com:office:office" xmlns:oel="http://schemas.microsoft.com/office/2019/extlst" xmlns:r="http://schemas.openxmlformats.org/officeDocument/2006/relationships" xmlns:m="http://schemas.openxmlformats.org/officeDocument/2006/math" xmlns:v="urn:schemas-microsoft-com:vml" xmlns:wp14="http://schemas.microsoft.com/office/word/2010/wordprocessingDrawing" xmlns:wp="http://schemas.openxmlformats.org/drawingml/2006/wordprocessingDrawing" xmlns:w10="urn:schemas-microsoft-com:office:word" xmlns:w="http://schemas.openxmlformats.org/wordprocessingml/2006/main" xmlns:w14="http://schemas.microsoft.com/office/word/2010/wordml" xmlns:w15="http://schemas.microsoft.com/office/word/2012/wordml" xmlns:w16cex="http://schemas.microsoft.com/office/word/2018/wordml/cex" xmlns:w16cid="http://schemas.microsoft.com/office/word/2016/wordml/cid" xmlns:w16="http://schemas.microsoft.com/office/word/2018/wordml" xmlns:w16du="http://schemas.microsoft.com/office/word/2023/wordml/word16du" xmlns:w16sdtdh="http://schemas.microsoft.com/office/word/2020/wordml/sdtdatahash" xmlns:w16sdtfl="http://schemas.microsoft.com/office/word/2024/wordml/sdtformatlock" xmlns:w16se="http://schemas.microsoft.com/office/word/2015/wordml/symex" xmlns:wpg="http://schemas.microsoft.com/office/word/2010/wordprocessingGroup" xmlns:wpi="http://schemas.microsoft.com/office/word/2010/wordprocessingInk" xmlns:wne="http://schemas.microsoft.com/office/word/2006/wordml" xmlns:wps="http://schemas.microsoft.com/office/word/2010/wordprocessingShape" mc:Ignorable="w14 w15 w16se w16cid w16 w16cex w16sdtdh w16sdtfl w16du wp14">
   <w:p>
     <w:pPr>
       <w:pStyle w:val="Nagwek"/>
@@ -5492,7 +5542,7 @@
 </file>
 
 <file path=word/numbering.xml><?xml version="1.0" encoding="utf-8"?>
-<w:numbering xmlns:wpc="http://schemas.microsoft.com/office/word/2010/wordprocessingCanvas" xmlns:cx="http://schemas.microsoft.com/office/drawing/2014/chartex" xmlns:cx1="http://schemas.microsoft.com/office/drawing/2015/9/8/chartex" xmlns:cx2="http://schemas.microsoft.com/office/drawing/2015/10/21/chartex" xmlns:cx3="http://schemas.microsoft.com/office/drawing/2016/5/9/chartex" xmlns:cx4="http://schemas.microsoft.com/office/drawing/2016/5/10/chartex" xmlns:cx5="http://schemas.microsoft.com/office/drawing/2016/5/11/chartex" xmlns:cx6="http://schemas.microsoft.com/office/drawing/2016/5/12/chartex" xmlns:cx7="http://schemas.microsoft.com/office/drawing/2016/5/13/chartex" xmlns:cx8="http://schemas.microsoft.com/office/drawing/2016/5/14/chartex" xmlns:mc="http://schemas.openxmlformats.org/markup-compatibility/2006" xmlns:aink="http://schemas.microsoft.com/office/drawing/2016/ink" xmlns:am3d="http://schemas.microsoft.com/office/drawing/2017/model3d" xmlns:o="urn:schemas-microsoft-com:office:office" xmlns:oel="http://schemas.microsoft.com/office/2019/extlst" xmlns:r="http://schemas.openxmlformats.org/officeDocument/2006/relationships" xmlns:m="http://schemas.openxmlformats.org/officeDocument/2006/math" xmlns:v="urn:schemas-microsoft-com:vml" xmlns:wp14="http://schemas.microsoft.com/office/word/2010/wordprocessingDrawing" xmlns:wp="http://schemas.openxmlformats.org/drawingml/2006/wordprocessingDrawing" xmlns:w10="urn:schemas-microsoft-com:office:word" xmlns:w="http://schemas.openxmlformats.org/wordprocessingml/2006/main" xmlns:w14="http://schemas.microsoft.com/office/word/2010/wordml" xmlns:w15="http://schemas.microsoft.com/office/word/2012/wordml" xmlns:w16cei="http://schemas.microsoft.com/office/word/2026/wordml/cei" xmlns:w16cex="http://schemas.microsoft.com/office/word/2018/wordml/cex" xmlns:w16cid="http://schemas.microsoft.com/office/word/2016/wordml/cid" xmlns:w16="http://schemas.microsoft.com/office/word/2018/wordml" xmlns:w16du="http://schemas.microsoft.com/office/word/2023/wordml/word16du" xmlns:w16sdtdh="http://schemas.microsoft.com/office/word/2020/wordml/sdtdatahash" xmlns:w16sdtfl="http://schemas.microsoft.com/office/word/2024/wordml/sdtformatlock" xmlns:w16se="http://schemas.microsoft.com/office/word/2015/wordml/symex" xmlns:wpg="http://schemas.microsoft.com/office/word/2010/wordprocessingGroup" xmlns:wpi="http://schemas.microsoft.com/office/word/2010/wordprocessingInk" xmlns:wne="http://schemas.microsoft.com/office/word/2006/wordml" xmlns:wps="http://schemas.microsoft.com/office/word/2010/wordprocessingShape" mc:Ignorable="w14 w15 w16se w16cid w16 w16cex w16sdtdh w16sdtfl w16du wp14">
+<w:numbering xmlns:wpc="http://schemas.microsoft.com/office/word/2010/wordprocessingCanvas" xmlns:cx="http://schemas.microsoft.com/office/drawing/2014/chartex" xmlns:cx1="http://schemas.microsoft.com/office/drawing/2015/9/8/chartex" xmlns:cx2="http://schemas.microsoft.com/office/drawing/2015/10/21/chartex" xmlns:cx3="http://schemas.microsoft.com/office/drawing/2016/5/9/chartex" xmlns:cx4="http://schemas.microsoft.com/office/drawing/2016/5/10/chartex" xmlns:cx5="http://schemas.microsoft.com/office/drawing/2016/5/11/chartex" xmlns:cx6="http://schemas.microsoft.com/office/drawing/2016/5/12/chartex" xmlns:cx7="http://schemas.microsoft.com/office/drawing/2016/5/13/chartex" xmlns:cx8="http://schemas.microsoft.com/office/drawing/2016/5/14/chartex" xmlns:mc="http://schemas.openxmlformats.org/markup-compatibility/2006" xmlns:aink="http://schemas.microsoft.com/office/drawing/2016/ink" xmlns:am3d="http://schemas.microsoft.com/office/drawing/2017/model3d" xmlns:o="urn:schemas-microsoft-com:office:office" xmlns:oel="http://schemas.microsoft.com/office/2019/extlst" xmlns:r="http://schemas.openxmlformats.org/officeDocument/2006/relationships" xmlns:m="http://schemas.openxmlformats.org/officeDocument/2006/math" xmlns:v="urn:schemas-microsoft-com:vml" xmlns:wp14="http://schemas.microsoft.com/office/word/2010/wordprocessingDrawing" xmlns:wp="http://schemas.openxmlformats.org/drawingml/2006/wordprocessingDrawing" xmlns:w10="urn:schemas-microsoft-com:office:word" xmlns:w="http://schemas.openxmlformats.org/wordprocessingml/2006/main" xmlns:w14="http://schemas.microsoft.com/office/word/2010/wordml" xmlns:w15="http://schemas.microsoft.com/office/word/2012/wordml" xmlns:w16cex="http://schemas.microsoft.com/office/word/2018/wordml/cex" xmlns:w16cid="http://schemas.microsoft.com/office/word/2016/wordml/cid" xmlns:w16="http://schemas.microsoft.com/office/word/2018/wordml" xmlns:w16du="http://schemas.microsoft.com/office/word/2023/wordml/word16du" xmlns:w16sdtdh="http://schemas.microsoft.com/office/word/2020/wordml/sdtdatahash" xmlns:w16sdtfl="http://schemas.microsoft.com/office/word/2024/wordml/sdtformatlock" xmlns:w16se="http://schemas.microsoft.com/office/word/2015/wordml/symex" xmlns:wpg="http://schemas.microsoft.com/office/word/2010/wordprocessingGroup" xmlns:wpi="http://schemas.microsoft.com/office/word/2010/wordprocessingInk" xmlns:wne="http://schemas.microsoft.com/office/word/2006/wordml" xmlns:wps="http://schemas.microsoft.com/office/word/2010/wordprocessingShape" mc:Ignorable="w14 w15 w16se w16cid w16 w16cex w16sdtdh w16sdtfl w16du wp14">
   <w:abstractNum w:abstractNumId="0" w15:restartNumberingAfterBreak="0">
     <w:nsid w:val="2E2E49BF"/>
     <w:multiLevelType w:val="multilevel"/>
